--- a/res/programmes/AWS-Cloud-Security-33h.docx
+++ b/res/programmes/AWS-Cloud-Security-33h.docx
@@ -212,7 +212,7 @@
         <w:pStyle w:val="ProgBody"/>
       </w:pPr>
       <w:r>
-        <w:t>This programme teaches participants to secure Amazon Web Services environments from identity to incident response. They work with IAM policies and their evaluation logic, govern many accounts with Organizations, service and resource control policies and IAM Identity Center, protect networks and the edge, encrypt data and manage secrets, detect threats and misconfigurations with CloudTrail, Config, GuardDuty, Security Hub and Inspector, and respond to incidents with playbooks and automated remediation. An overview of the Security – Specialty exam closes the content, and the programme ends with a final project: a deliberately insecure account secured by each team, with a findings report.</w:t>
+        <w:t>This programme teaches participants to secure Amazon Web Services environments from identity to incident response. They work with IAM policies and their evaluation logic, govern many accounts with Organizations, service and resource control policies and IAM Identity Center, protect networks and the edge, encrypt data and manage secrets, detect threats and misconfigurations with CloudTrail, Config, GuardDuty, Security Hub CSPM and Inspector, and respond to incidents with playbooks and automated remediation. An overview of the Security – Specialty exam closes the content, and the programme ends with a final project: a deliberately insecure account secured by each team, with a findings report.</w:t>
       </w:r>
     </w:p>
     <w:p>
@@ -451,7 +451,7 @@
               <w:keepNext/>
             </w:pPr>
             <w:r>
-              <w:t>CloudTrail, Config, GuardDuty, Security Hub, Inspector, incident response, SCS-C03</w:t>
+              <w:t>CloudTrail, Config, GuardDuty, Security Hub CSPM, Inspector, incident response, SCS-C03</w:t>
             </w:r>
           </w:p>
         </w:tc>
@@ -724,7 +724,7 @@
               <w:pStyle w:val="ProgTableText"/>
             </w:pPr>
             <w:r>
-              <w:t>AWS Cloud Practitioner (course), or equivalent hands-on use of the core AWS services. Core services are not introduced again</w:t>
+              <w:t>Core AWS services (course: AWS Cloud Practitioner), or equivalent hands-on use. Core services are not taught again</w:t>
             </w:r>
           </w:p>
         </w:tc>
@@ -1326,7 +1326,7 @@
               <w:pStyle w:val="ProgTableText"/>
             </w:pPr>
             <w:r>
-              <w:t>VPC security, security groups and network ACLs, WAF, Shield, Network Firewall</w:t>
+              <w:t>VPC security, security groups and network ACLs, WAF, Shield Standard (Shield Advanced presented, not subscribed), Network Firewall</w:t>
             </w:r>
           </w:p>
         </w:tc>
@@ -1570,7 +1570,7 @@
               <w:pStyle w:val="ProgTableText"/>
             </w:pPr>
             <w:r>
-              <w:t>CloudTrail, CloudWatch, Config, GuardDuty, Security Hub, Inspector, patching with Systems Manager</w:t>
+              <w:t>CloudTrail, CloudWatch, Config, GuardDuty, Security Hub CSPM, Inspector, patching with Systems Manager</w:t>
             </w:r>
           </w:p>
         </w:tc>
@@ -1948,7 +1948,7 @@
               <w:pStyle w:val="ProgTableText"/>
             </w:pPr>
             <w:r>
-              <w:t>Enable GuardDuty and Security Hub, automate one remediation, write the findings report</w:t>
+              <w:t>Enable GuardDuty and Security Hub CSPM, automate one remediation, write the findings report</w:t>
             </w:r>
           </w:p>
         </w:tc>
@@ -2073,7 +2073,7 @@
         <w:pStyle w:val="ProgBoxText"/>
       </w:pPr>
       <w:r>
-        <w:t>An AWS account with deliberately insecure settings brought to a secure baseline: least-privilege IAM, encryption, logging, GuardDuty and Security Hub, and at least one automated remediation, documented in a findings report.</w:t>
+        <w:t>An AWS account with deliberately insecure settings brought to a secure baseline: least-privilege IAM, encryption, logging, GuardDuty and Security Hub CSPM, and at least one automated remediation, documented in a findings report.</w:t>
       </w:r>
     </w:p>
     <w:p>
@@ -2087,7 +2087,7 @@
         <w:t>Stack</w:t>
       </w:r>
       <w:r>
-        <w:t xml:space="preserve">  AWS: IAM, Organizations, KMS, CloudTrail, Config, GuardDuty, Security Hub, EventBridge, Lambda, Systems Manager</w:t>
+        <w:t xml:space="preserve">  AWS: IAM, Organizations, KMS, CloudTrail, Config, GuardDuty, Security Hub CSPM, EventBridge, Lambda, Systems Manager</w:t>
       </w:r>
     </w:p>
     <w:p>

--- a/res/programmes/AWS-Cloud-Security-33h.docx
+++ b/res/programmes/AWS-Cloud-Security-33h.docx
@@ -32,7 +32,13 @@
                     <pic:cNvPicPr/>
                   </pic:nvPicPr>
                   <pic:blipFill>
-                    <a:blip r:embed="rId12"/>
+                    <a:blip r:embed="rId12">
+                      <a:extLst>
+                        <a:ext uri="{96DAC541-7B7A-43D3-8B79-37D633B846F1}">
+                          <asvg:svgBlip xmlns:asvg="http://schemas.microsoft.com/office/drawing/2016/SVG/main" r:embed="rId13"/>
+                        </a:ext>
+                      </a:extLst>
+                    </a:blip>
                     <a:stretch>
                       <a:fillRect/>
                     </a:stretch>
@@ -132,7 +138,7 @@
             <w:r>
               <w:drawing>
                 <wp:inline xmlns:a="http://schemas.openxmlformats.org/drawingml/2006/main" xmlns:pic="http://schemas.openxmlformats.org/drawingml/2006/picture">
-                  <wp:extent cx="516649" cy="486000"/>
+                  <wp:extent cx="516563" cy="486000"/>
                   <wp:docPr id="901" name="Picture 901"/>
                   <wp:cNvGraphicFramePr>
                     <a:graphicFrameLocks noChangeAspect="1"/>
@@ -145,7 +151,13 @@
                           <pic:cNvPicPr/>
                         </pic:nvPicPr>
                         <pic:blipFill>
-                          <a:blip r:embed="rId13"/>
+                          <a:blip r:embed="rId14">
+                            <a:extLst>
+                              <a:ext uri="{96DAC541-7B7A-43D3-8B79-37D633B846F1}">
+                                <asvg:svgBlip xmlns:asvg="http://schemas.microsoft.com/office/drawing/2016/SVG/main" r:embed="rId15"/>
+                              </a:ext>
+                            </a:extLst>
+                          </a:blip>
                           <a:stretch>
                             <a:fillRect/>
                           </a:stretch>
@@ -153,7 +165,7 @@
                         <pic:spPr>
                           <a:xfrm>
                             <a:off x="0" y="0"/>
-                            <a:ext cx="516649" cy="486000"/>
+                            <a:ext cx="516563" cy="486000"/>
                           </a:xfrm>
                           <a:prstGeom prst="rect"/>
                         </pic:spPr>
@@ -2128,7 +2140,7 @@
     <w:r>
       <w:drawing>
         <wp:inline xmlns:a="http://schemas.openxmlformats.org/drawingml/2006/main" xmlns:pic="http://schemas.openxmlformats.org/drawingml/2006/picture">
-          <wp:extent cx="114811" cy="108000"/>
+          <wp:extent cx="114792" cy="108000"/>
           <wp:docPr id="1" name="Picture 1"/>
           <wp:cNvGraphicFramePr>
             <a:graphicFrameLocks noChangeAspect="1"/>
@@ -2141,7 +2153,13 @@
                   <pic:cNvPicPr/>
                 </pic:nvPicPr>
                 <pic:blipFill>
-                  <a:blip r:embed="rId1"/>
+                  <a:blip r:embed="rId1">
+                    <a:extLst>
+                      <a:ext uri="{96DAC541-7B7A-43D3-8B79-37D633B846F1}">
+                        <asvg:svgBlip xmlns:asvg="http://schemas.microsoft.com/office/drawing/2016/SVG/main" r:embed="rId2"/>
+                      </a:ext>
+                    </a:extLst>
+                  </a:blip>
                   <a:stretch>
                     <a:fillRect/>
                   </a:stretch>
@@ -2149,7 +2167,7 @@
                 <pic:spPr>
                   <a:xfrm>
                     <a:off x="0" y="0"/>
-                    <a:ext cx="114811" cy="108000"/>
+                    <a:ext cx="114792" cy="108000"/>
                   </a:xfrm>
                   <a:prstGeom prst="rect"/>
                 </pic:spPr>
